--- a/data/ai_paras/AI_para_17.docx
+++ b/data/ai_paras/AI_para_17.docx
@@ -4,7 +4,7 @@
   <w:body>
     <w:p>
       <w:r>
-        <w:t>Addressing the mental health crisis exacerbated by the COVID-19 pandemic demands urgent and comprehensive action. The pandemic has highlighted the global prevalence of mental health issues, such as anxiety, depression, PTSD, and substance abuse, which have been intensified by factors like social isolation and economic instability. Implementing effective interventions is crucial to mitigate these impacts, requiring a multifaceted approach that includes digital, community-based, and policy interventions. These strategies not only aim to enhance access to mental health services but also address the underlying socioeconomic disparities that contribute to mental health inequalities. Ultimately, a coordinated effort that integrates these interventions into broader public health frameworks is essential to support affected individuals and foster resilience in the face of ongoing global health challenges.</w:t>
+        <w:t>Furthermore, peer support networks play a pivotal role in strengthening mental health resilience during the COVID-19 pandemic by fostering social connections and shared experiences. These networks create a supportive environment where individuals can exchange personal stories and coping strategies, effectively reducing feelings of isolation and anxiety (Ref-s667599). By facilitating mutual support and understanding, peer support groups enhance individuals' capacity to manage stress and improve overall mental well-being (Ref-s667599). Participation in these networks can lead to increased self-efficacy and empowerment, as individuals learn from one another and develop new coping mechanisms tailored to their unique circumstances. Consequently, integrating peer support networks into broader mental health strategies offers a promising approach for building community resilience and addressing the evolving mental health challenges posed by the pandemic.</w:t>
       </w:r>
     </w:p>
     <w:sectPr>
